--- a/GeneralDocs/Dissertation_Formatting_Protocol_UPDATED.docx
+++ b/GeneralDocs/Dissertation_Formatting_Protocol_UPDATED.docx
@@ -1,6 +1,6 @@
 
 <file path=word/document.xml><?xml version="1.0" encoding="utf-8"?>
-<w:document xmlns:wpc="http://schemas.microsoft.com/office/word/2010/wordprocessingCanvas" xmlns:cx="http://schemas.microsoft.com/office/drawing/2014/chartex" xmlns:cx1="http://schemas.microsoft.com/office/drawing/2015/9/8/chartex" xmlns:cx2="http://schemas.microsoft.com/office/drawing/2015/10/21/chartex" xmlns:cx3="http://schemas.microsoft.com/office/drawing/2016/5/9/chartex" xmlns:cx4="http://schemas.microsoft.com/office/drawing/2016/5/10/chartex" xmlns:cx5="http://schemas.microsoft.com/office/drawing/2016/5/11/chartex" xmlns:cx6="http://schemas.microsoft.com/office/drawing/2016/5/12/chartex" xmlns:cx7="http://schemas.microsoft.com/office/drawing/2016/5/13/chartex" xmlns:cx8="http://schemas.microsoft.com/office/drawing/2016/5/14/chartex" xmlns:mc="http://schemas.openxmlformats.org/markup-compatibility/2006" xmlns:aink="http://schemas.microsoft.com/office/drawing/2016/ink" xmlns:am3d="http://schemas.microsoft.com/office/drawing/2017/model3d" xmlns:o="urn:schemas-microsoft-com:office:office" xmlns:oel="http://schemas.microsoft.com/office/2019/extlst" xmlns:r="http://schemas.openxmlformats.org/officeDocument/2006/relationships" xmlns:m="http://schemas.openxmlformats.org/officeDocument/2006/math" xmlns:v="urn:schemas-microsoft-com:vml" xmlns:wp14="http://schemas.microsoft.com/office/word/2010/wordprocessingDrawing" xmlns:wp="http://schemas.openxmlformats.org/drawingml/2006/wordprocessingDrawing" xmlns:w10="urn:schemas-microsoft-com:office:word" xmlns:w="http://schemas.openxmlformats.org/wordprocessingml/2006/main" xmlns:w14="http://schemas.microsoft.com/office/word/2010/wordml" xmlns:w15="http://schemas.microsoft.com/office/word/2012/wordml" xmlns:w16cex="http://schemas.microsoft.com/office/word/2018/wordml/cex" xmlns:w16cid="http://schemas.microsoft.com/office/word/2016/wordml/cid" xmlns:w16="http://schemas.microsoft.com/office/word/2018/wordml" xmlns:w16du="http://schemas.microsoft.com/office/word/2023/wordml/word16du" xmlns:w16sdtdh="http://schemas.microsoft.com/office/word/2020/wordml/sdtdatahash" xmlns:w16se="http://schemas.microsoft.com/office/word/2015/wordml/symex" xmlns:wpg="http://schemas.microsoft.com/office/word/2010/wordprocessingGroup" xmlns:wpi="http://schemas.microsoft.com/office/word/2010/wordprocessingInk" xmlns:wne="http://schemas.microsoft.com/office/word/2006/wordml" xmlns:wps="http://schemas.microsoft.com/office/word/2010/wordprocessingShape" mc:Ignorable="w14 w15 w16se w16cid w16 w16cex w16sdtdh w16du wp14">
+<w:document xmlns:wpc="http://schemas.microsoft.com/office/word/2010/wordprocessingCanvas" xmlns:cx="http://schemas.microsoft.com/office/drawing/2014/chartex" xmlns:cx1="http://schemas.microsoft.com/office/drawing/2015/9/8/chartex" xmlns:cx2="http://schemas.microsoft.com/office/drawing/2015/10/21/chartex" xmlns:cx3="http://schemas.microsoft.com/office/drawing/2016/5/9/chartex" xmlns:cx4="http://schemas.microsoft.com/office/drawing/2016/5/10/chartex" xmlns:cx5="http://schemas.microsoft.com/office/drawing/2016/5/11/chartex" xmlns:cx6="http://schemas.microsoft.com/office/drawing/2016/5/12/chartex" xmlns:cx7="http://schemas.microsoft.com/office/drawing/2016/5/13/chartex" xmlns:cx8="http://schemas.microsoft.com/office/drawing/2016/5/14/chartex" xmlns:mc="http://schemas.openxmlformats.org/markup-compatibility/2006" xmlns:aink="http://schemas.microsoft.com/office/drawing/2016/ink" xmlns:am3d="http://schemas.microsoft.com/office/drawing/2017/model3d" xmlns:o="urn:schemas-microsoft-com:office:office" xmlns:oel="http://schemas.microsoft.com/office/2019/extlst" xmlns:r="http://schemas.openxmlformats.org/officeDocument/2006/relationships" xmlns:m="http://schemas.openxmlformats.org/officeDocument/2006/math" xmlns:v="urn:schemas-microsoft-com:vml" xmlns:wp14="http://schemas.microsoft.com/office/word/2010/wordprocessingDrawing" xmlns:wp="http://schemas.openxmlformats.org/drawingml/2006/wordprocessingDrawing" xmlns:w10="urn:schemas-microsoft-com:office:word" xmlns:w="http://schemas.openxmlformats.org/wordprocessingml/2006/main" xmlns:w14="http://schemas.microsoft.com/office/word/2010/wordml" xmlns:w15="http://schemas.microsoft.com/office/word/2012/wordml" xmlns:w16cex="http://schemas.microsoft.com/office/word/2018/wordml/cex" xmlns:w16cid="http://schemas.microsoft.com/office/word/2016/wordml/cid" xmlns:w16="http://schemas.microsoft.com/office/word/2018/wordml" xmlns:w16du="http://schemas.microsoft.com/office/word/2023/wordml/word16du" xmlns:w16sdtdh="http://schemas.microsoft.com/office/word/2020/wordml/sdtdatahash" xmlns:w16sdtfl="http://schemas.microsoft.com/office/word/2024/wordml/sdtformatlock" xmlns:w16se="http://schemas.microsoft.com/office/word/2015/wordml/symex" xmlns:wpg="http://schemas.microsoft.com/office/word/2010/wordprocessingGroup" xmlns:wpi="http://schemas.microsoft.com/office/word/2010/wordprocessingInk" xmlns:wne="http://schemas.microsoft.com/office/word/2006/wordml" xmlns:wps="http://schemas.microsoft.com/office/word/2010/wordprocessingShape" mc:Ignorable="w14 w15 w16se w16cid w16 w16cex w16sdtdh w16sdtfl w16du wp14">
   <w:body>
     <w:p>
       <w:pPr>
@@ -145,490 +145,730 @@
       <w:r>
         <w:br/>
         <w:t>- Format as Arabic (1,2,3) starting at 1</w:t>
-      </w:r>
-    </w:p>
-    <w:p>
-      <w:pPr>
-        <w:pStyle w:val="Heading1"/>
-      </w:pPr>
-      <w:r>
-        <w:lastRenderedPageBreak/>
-        <w:t>PART 3 — Heading Structure</w:t>
-      </w:r>
-    </w:p>
-    <w:p>
-      <w:r>
-        <w:t>Use:</w:t>
-      </w:r>
-      <w:r>
-        <w:br/>
-        <w:t>- Heading 1 = Chapter titles</w:t>
-      </w:r>
-      <w:r>
-        <w:br/>
-        <w:t>- Heading 2 = Section headers</w:t>
-      </w:r>
-      <w:r>
-        <w:br/>
-        <w:t>- Heading 3 = Subsections</w:t>
-      </w:r>
-      <w:r>
-        <w:br/>
-      </w:r>
-      <w:r>
-        <w:br/>
-        <w:t>DO NOT use 'Title' style for chapters</w:t>
-      </w:r>
-    </w:p>
-    <w:p>
-      <w:pPr>
-        <w:pStyle w:val="Heading1"/>
-      </w:pPr>
-      <w:r>
-        <w:t>PART 4 — Table of Contents (DETAILED)</w:t>
-      </w:r>
-    </w:p>
-    <w:p>
-      <w:r>
-        <w:t>STEP 1: Apply Heading Styles</w:t>
-      </w:r>
-      <w:r>
-        <w:br/>
-        <w:t>- Click each chapter title → select 'Heading 1'</w:t>
-      </w:r>
-      <w:r>
-        <w:br/>
-        <w:t>- Click section headers → select 'Heading 2'</w:t>
-      </w:r>
-      <w:r>
-        <w:br/>
-        <w:t>- Click subsections → select 'Heading 3'</w:t>
-      </w:r>
-      <w:r>
-        <w:br/>
-      </w:r>
-      <w:r>
-        <w:br/>
-        <w:t>IMPORTANT: Only headings appear in TOC</w:t>
-      </w:r>
-    </w:p>
-    <w:p>
-      <w:r>
-        <w:t>STEP 2: Insert Table of Contents</w:t>
-      </w:r>
-      <w:r>
-        <w:br/>
-        <w:t>1. Click where TOC should go</w:t>
-      </w:r>
-      <w:r>
-        <w:br/>
-        <w:t>2. Go to References tab</w:t>
-      </w:r>
-      <w:r>
-        <w:br/>
-        <w:t>3. Click 'Table of Contents'</w:t>
-      </w:r>
-      <w:r>
-        <w:br/>
-        <w:t>4. Select 'Automatic Table 1'</w:t>
-      </w:r>
-    </w:p>
-    <w:p>
-      <w:r>
-        <w:t>STEP 3: Update Table of Contents</w:t>
-      </w:r>
-      <w:r>
-        <w:br/>
-        <w:t>Word does NOT auto-update.</w:t>
-      </w:r>
-      <w:r>
-        <w:br/>
-      </w:r>
-      <w:r>
-        <w:br/>
-        <w:t>To update:</w:t>
-      </w:r>
-      <w:r>
-        <w:br/>
-        <w:t>1. Click anywhere in the TOC</w:t>
-      </w:r>
-      <w:r>
-        <w:br/>
-        <w:t>2. Right-click</w:t>
-      </w:r>
-      <w:r>
-        <w:br/>
-        <w:t>3. Click 'Update Field'</w:t>
-      </w:r>
-      <w:r>
-        <w:br/>
-        <w:t>4. Select 'Update entire table'</w:t>
-      </w:r>
-      <w:r>
-        <w:br/>
-        <w:t>5. Click OK</w:t>
-      </w:r>
-    </w:p>
-    <w:p>
-      <w:r>
-        <w:t>STEP 4: When to Update</w:t>
-      </w:r>
-      <w:r>
-        <w:br/>
-        <w:t>- After adding a chapter</w:t>
-      </w:r>
-      <w:r>
-        <w:br/>
-        <w:t>- After editing headings</w:t>
-      </w:r>
-      <w:r>
-        <w:br/>
-        <w:t>- After pagination changes</w:t>
-      </w:r>
-      <w:r>
-        <w:br/>
-        <w:t>- Before final PDF export</w:t>
-      </w:r>
-    </w:p>
-    <w:p>
-      <w:r>
-        <w:t>STEP 5: Troubleshooting</w:t>
-      </w:r>
-      <w:r>
-        <w:br/>
-        <w:t>- If chapter missing → check it is 'Heading 1'</w:t>
-      </w:r>
-      <w:r>
-        <w:br/>
-        <w:t>- If formatting looks right but missing → clear formatting and reapply Heading 1</w:t>
-      </w:r>
-      <w:r>
-        <w:br/>
-        <w:t>- If copied text → styles may not transfer correctly</w:t>
-      </w:r>
-    </w:p>
-    <w:p>
-      <w:pPr>
-        <w:pStyle w:val="Heading1"/>
-      </w:pPr>
-      <w:r>
-        <w:lastRenderedPageBreak/>
-        <w:t>PART 5 — Adding Chapters</w:t>
-      </w:r>
-    </w:p>
-    <w:p>
-      <w:r>
-        <w:t>Paste text using 'Keep Text Only'. Apply styles manually. Avoid copying formatting.</w:t>
-      </w:r>
-    </w:p>
-    <w:p>
-      <w:pPr>
-        <w:pStyle w:val="Heading1"/>
-      </w:pPr>
-      <w:r>
-        <w:t>PART 6 — Published Chapters</w:t>
-      </w:r>
-    </w:p>
-    <w:p>
-      <w:r>
-        <w:t>Confirm reuse rights. Reformat text. Add contribution statement. Ensure cohesive document.</w:t>
-      </w:r>
-    </w:p>
-    <w:p>
-      <w:pPr>
-        <w:pStyle w:val="Heading1"/>
-      </w:pPr>
-      <w:r>
-        <w:t>PART 7 — Figures and Tables</w:t>
-      </w:r>
-    </w:p>
-    <w:p>
-      <w:r>
-        <w:t>Keep within margins. Number all figures and tables. Maintain consistent formatting.</w:t>
-      </w:r>
-    </w:p>
-    <w:p>
-      <w:pPr>
-        <w:pStyle w:val="Heading1"/>
-      </w:pPr>
-      <w:r>
-        <w:t>PART 7 — Figures and Tables (DETAILED)</w:t>
-      </w:r>
-    </w:p>
-    <w:p>
-      <w:r>
-        <w:t>STEP 1: Insert Figure</w:t>
-      </w:r>
-      <w:r>
-        <w:br/>
-        <w:t>1. Place cursor where figure should go</w:t>
-      </w:r>
-      <w:r>
-        <w:br/>
-        <w:t>2. Go to Insert → Pictures</w:t>
-      </w:r>
-      <w:r>
-        <w:br/>
-        <w:t>3. Select image file</w:t>
-      </w:r>
-      <w:r>
-        <w:br/>
-        <w:t>4. Click Insert</w:t>
-      </w:r>
-    </w:p>
-    <w:p>
-      <w:r>
-        <w:t>STEP 2: Set Text Wrapping</w:t>
-      </w:r>
-      <w:r>
-        <w:br/>
-        <w:t>1. Click the figure</w:t>
-      </w:r>
-      <w:r>
-        <w:br/>
-        <w:t>2. Click Layout Options (icon near image)</w:t>
-      </w:r>
-      <w:r>
-        <w:br/>
-        <w:t>3. Select 'In Line with Text' (RECOMMENDED for dissertations)</w:t>
-      </w:r>
-      <w:r>
-        <w:br/>
-      </w:r>
-      <w:r>
-        <w:br/>
-        <w:t>This prevents figures from drifting outside margins.</w:t>
-      </w:r>
-    </w:p>
-    <w:p>
-      <w:r>
-        <w:t>STEP 3: Resize Figure</w:t>
-      </w:r>
-      <w:r>
-        <w:br/>
-        <w:t>1. Click the figure</w:t>
-      </w:r>
-      <w:r>
-        <w:br/>
-        <w:t>2. Drag corners (not sides) to resize</w:t>
-      </w:r>
-      <w:r>
-        <w:br/>
-        <w:t>3. Ensure the figure stays within page margins</w:t>
-      </w:r>
-      <w:r>
-        <w:br/>
-      </w:r>
-      <w:r>
-        <w:br/>
-        <w:t>IMPORTANT: Nothing may extend into margins.</w:t>
-      </w:r>
-    </w:p>
-    <w:p>
-      <w:r>
-        <w:t>STEP 4: Add Figure Caption</w:t>
-      </w:r>
-      <w:r>
-        <w:br/>
-        <w:t>1. Click the figure</w:t>
-      </w:r>
-      <w:r>
-        <w:br/>
-        <w:t>2. Go to References → Insert Caption</w:t>
-      </w:r>
-      <w:r>
-        <w:br/>
-        <w:t>3. Label: Figure</w:t>
-      </w:r>
-      <w:r>
-        <w:br/>
-        <w:t>4. Add description (e.g., 'Figure 2. Expression patterns...')</w:t>
-      </w:r>
-      <w:r>
-        <w:br/>
-        <w:t>5. Click OK</w:t>
-      </w:r>
-    </w:p>
-    <w:p>
-      <w:r>
-        <w:t>STEP 5: Insert Table</w:t>
-      </w:r>
-      <w:r>
-        <w:br/>
-        <w:t>1. Go to Insert → Table</w:t>
-      </w:r>
-      <w:r>
-        <w:br/>
-      </w:r>
-      <w:r>
-        <w:lastRenderedPageBreak/>
-        <w:t>2. Select number of rows/columns</w:t>
-      </w:r>
-      <w:r>
-        <w:br/>
-        <w:t>3. Enter data</w:t>
-      </w:r>
-    </w:p>
-    <w:p>
-      <w:r>
-        <w:t>STEP 6: Add Table Caption</w:t>
-      </w:r>
-      <w:r>
-        <w:br/>
-        <w:t>1. Click the table</w:t>
-      </w:r>
-      <w:r>
-        <w:br/>
-        <w:t>2. Go to References → Insert Caption</w:t>
-      </w:r>
-      <w:r>
-        <w:br/>
-        <w:t>3. Label: Table</w:t>
-      </w:r>
-      <w:r>
-        <w:br/>
-        <w:t>4. Position: Above selected item</w:t>
-      </w:r>
-      <w:r>
-        <w:br/>
-        <w:t>5. Click OK</w:t>
-      </w:r>
-    </w:p>
-    <w:p>
-      <w:r>
-        <w:t>STEP 7: Keep Tables Within Margins</w:t>
-      </w:r>
-      <w:r>
-        <w:br/>
-        <w:t>- Avoid overly wide tables</w:t>
-      </w:r>
-      <w:r>
-        <w:br/>
-        <w:t>- Use smaller font (≥10 pt allowed)</w:t>
-      </w:r>
-      <w:r>
-        <w:br/>
-        <w:t>- Adjust column widths as needed</w:t>
-      </w:r>
-    </w:p>
-    <w:p>
-      <w:r>
-        <w:t>STEP 8: Landscape Pages (for large figures/tables)</w:t>
-      </w:r>
-      <w:r>
-        <w:br/>
-        <w:t>1. Insert section break before figure (Layout → Breaks → Next Page)</w:t>
-      </w:r>
-      <w:r>
-        <w:br/>
-        <w:t>2. Go to Layout → Orientation → Landscape</w:t>
-      </w:r>
-      <w:r>
-        <w:br/>
-        <w:t>3. Insert another section break after figure</w:t>
-      </w:r>
-      <w:r>
-        <w:br/>
-        <w:t>4. Return orientation to Portrait</w:t>
-      </w:r>
-      <w:r>
-        <w:br/>
-      </w:r>
-      <w:r>
-        <w:br/>
-        <w:t>IMPORTANT:</w:t>
-      </w:r>
-      <w:r>
-        <w:br/>
-        <w:t>- Maintain ≥</w:t>
-      </w:r>
-      <w:proofErr w:type="gramStart"/>
-      <w:r>
-        <w:t>1 inch</w:t>
-      </w:r>
-      <w:proofErr w:type="gramEnd"/>
-      <w:r>
-        <w:t xml:space="preserve"> margins</w:t>
-      </w:r>
-      <w:r>
-        <w:br/>
-        <w:t>- Ensure page numbers are correctly positioned</w:t>
-      </w:r>
-    </w:p>
-    <w:p>
-      <w:r>
-        <w:t>STEP 9: Referencing Figures/Tables in Text</w:t>
-      </w:r>
-      <w:r>
-        <w:br/>
-        <w:t>- Always reference in text (e.g., 'Figure 3 shows...')</w:t>
-      </w:r>
-      <w:r>
-        <w:br/>
-        <w:t>- Do not leave figures unreferenced</w:t>
-      </w:r>
-    </w:p>
-    <w:p>
-      <w:r>
-        <w:t>STEP 10: Common Problems</w:t>
-      </w:r>
-      <w:r>
-        <w:br/>
-        <w:t>- Figure outside margins → resize or adjust</w:t>
-      </w:r>
-      <w:r>
-        <w:br/>
-        <w:t>- Floating images → switch to 'In Line with Text'</w:t>
-      </w:r>
-      <w:r>
-        <w:br/>
-        <w:t>- Missing captions → use Insert Caption tool</w:t>
-      </w:r>
-      <w:r>
-        <w:br/>
-        <w:t>- Misnumbered figures → update captions or fields</w:t>
-      </w:r>
-    </w:p>
-    <w:p>
-      <w:r>
-        <w:t>STEP 11: Update Fields</w:t>
-      </w:r>
-      <w:r>
-        <w:br/>
-        <w:t>- After adding/removing figures:</w:t>
-      </w:r>
-      <w:r>
-        <w:br/>
-        <w:t>1. Select entire document (Ctrl/</w:t>
-      </w:r>
-      <w:proofErr w:type="spellStart"/>
-      <w:r>
-        <w:t>Cmd</w:t>
-      </w:r>
-      <w:proofErr w:type="spellEnd"/>
-      <w:r>
-        <w:t xml:space="preserve"> + A)</w:t>
-      </w:r>
-      <w:r>
-        <w:br/>
-        <w:t>2. Press F9</w:t>
-      </w:r>
-      <w:r>
-        <w:br/>
-        <w:t>- This updates all figure/table numbering</w:t>
       </w:r>
     </w:p>
     <w:p/>
     <w:p>
-      <w:pPr>
-        <w:pStyle w:val="Heading1"/>
-      </w:pPr>
       <w:r>
         <w:lastRenderedPageBreak/>
-        <w:t>PART 8 — Final Checklist</w:t>
+        <w:t xml:space="preserve">Part 2 – Page numbers cannot be within 1 inch of the bottom of the page: </w:t>
       </w:r>
     </w:p>
     <w:p>
+      <w:pPr>
+        <w:pStyle w:val="Heading2"/>
+      </w:pPr>
+      <w:r>
+        <w:t>Step 1 — Open the Footer</w:t>
+      </w:r>
+    </w:p>
+    <w:p>
+      <w:pPr>
+        <w:numPr>
+          <w:ilvl w:val="0"/>
+          <w:numId w:val="10"/>
+        </w:numPr>
+        <w:spacing w:before="100" w:beforeAutospacing="1" w:after="100" w:afterAutospacing="1" w:line="240" w:lineRule="auto"/>
+      </w:pPr>
+      <w:r>
+        <w:t xml:space="preserve">Double-click on your page number (bottom of page) </w:t>
+      </w:r>
+    </w:p>
+    <w:p>
+      <w:pPr>
+        <w:spacing w:after="0"/>
+      </w:pPr>
+      <w:r>
+        <w:rPr>
+          <w:noProof/>
+        </w:rPr>
+        <w:pict w14:anchorId="08533460">
+          <v:rect id="_x0000_i1026" alt="" style="width:431.95pt;height:.05pt;mso-width-percent:0;mso-height-percent:0;mso-width-percent:0;mso-height-percent:0" o:hrpct="923" o:hralign="center" o:hrstd="t" o:hr="t" fillcolor="#a0a0a0" stroked="f"/>
+        </w:pict>
+      </w:r>
+    </w:p>
+    <w:p>
+      <w:pPr>
+        <w:pStyle w:val="Heading2"/>
+      </w:pPr>
+      <w:r>
+        <w:t>Step 2 — Adjust Footer Position</w:t>
+      </w:r>
+    </w:p>
+    <w:p>
+      <w:pPr>
+        <w:pStyle w:val="NormalWeb"/>
+      </w:pPr>
+      <w:r>
+        <w:t>At the top ribbon, look for:</w:t>
+      </w:r>
+    </w:p>
+    <w:p>
+      <w:pPr>
+        <w:pStyle w:val="NormalWeb"/>
+      </w:pPr>
+      <w:r>
+        <w:rPr>
+          <w:rStyle w:val="Strong"/>
+        </w:rPr>
+        <w:t>Header &amp; Footer tab → Position section</w:t>
+      </w:r>
+    </w:p>
+    <w:p>
+      <w:pPr>
+        <w:pStyle w:val="NormalWeb"/>
+      </w:pPr>
+      <w:r>
+        <w:t>Find:</w:t>
+      </w:r>
+    </w:p>
+    <w:p>
+      <w:pPr>
+        <w:numPr>
+          <w:ilvl w:val="0"/>
+          <w:numId w:val="11"/>
+        </w:numPr>
+        <w:spacing w:before="100" w:beforeAutospacing="1" w:after="100" w:afterAutospacing="1" w:line="240" w:lineRule="auto"/>
+      </w:pPr>
+      <w:r>
+        <w:rPr>
+          <w:rStyle w:val="Strong"/>
+        </w:rPr>
+        <w:t>Footer from Bottom</w:t>
+      </w:r>
+      <w:r>
+        <w:t xml:space="preserve"> </w:t>
+      </w:r>
+    </w:p>
+    <w:p>
+      <w:pPr>
+        <w:pStyle w:val="Heading3"/>
+      </w:pPr>
+      <w:r>
+        <w:t>Set it to:</w:t>
+      </w:r>
+    </w:p>
+    <w:p>
+      <w:pPr>
+        <w:numPr>
+          <w:ilvl w:val="0"/>
+          <w:numId w:val="12"/>
+        </w:numPr>
+        <w:spacing w:before="100" w:beforeAutospacing="1" w:after="100" w:afterAutospacing="1" w:line="240" w:lineRule="auto"/>
+      </w:pPr>
+      <w:r>
+        <w:rPr>
+          <w:rStyle w:val="Strong"/>
+        </w:rPr>
+        <w:t>0.5" (recommended)</w:t>
+      </w:r>
+      <w:r>
+        <w:t xml:space="preserve"> </w:t>
+      </w:r>
+    </w:p>
+    <w:p>
+      <w:pPr>
+        <w:numPr>
+          <w:ilvl w:val="0"/>
+          <w:numId w:val="12"/>
+        </w:numPr>
+        <w:spacing w:before="100" w:beforeAutospacing="1" w:after="100" w:afterAutospacing="1" w:line="240" w:lineRule="auto"/>
+      </w:pPr>
+      <w:r>
+        <w:t xml:space="preserve">Or anything ≤ 1" </w:t>
+      </w:r>
+    </w:p>
+    <w:p>
+      <w:pPr>
+        <w:pStyle w:val="NormalWeb"/>
+      </w:pPr>
+      <w:r>
+        <w:rPr>
+          <w:rFonts w:ascii="Apple Color Emoji" w:hAnsi="Apple Color Emoji" w:cs="Apple Color Emoji"/>
+        </w:rPr>
+        <w:t>👉</w:t>
+      </w:r>
+      <w:r>
+        <w:t xml:space="preserve"> This ensures the page number sits </w:t>
+      </w:r>
+      <w:r>
+        <w:rPr>
+          <w:rStyle w:val="Emphasis"/>
+          <w:rFonts w:eastAsiaTheme="majorEastAsia"/>
+        </w:rPr>
+        <w:t>above</w:t>
+      </w:r>
+      <w:r>
+        <w:t xml:space="preserve"> the 1-inch margin line</w:t>
+      </w:r>
+    </w:p>
+    <w:p>
+      <w:r>
+        <w:rPr>
+          <w:noProof/>
+        </w:rPr>
+      </w:r>
+      <w:r>
+        <w:pict w14:anchorId="4DE18CEE">
+          <v:rect id="Horizontal Line 2" o:spid="_x0000_s1026" style="width:6in;height:.1pt;visibility:visible;mso-wrap-style:square;mso-left-percent:-10001;mso-top-percent:-10001;mso-position-horizontal:absolute;mso-position-horizontal-relative:char;mso-position-vertical:absolute;mso-position-vertical-relative:line;mso-left-percent:-10001;mso-top-percent:-10001;v-text-anchor:top" o:gfxdata="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" filled="f">
+            <o:lock v:ext="edit" rotation="t" aspectratio="t" verticies="t" text="t" shapetype="t"/>
+            <w10:anchorlock/>
+          </v:rect>
+        </w:pict>
+      </w:r>
+    </w:p>
+    <w:p>
+      <w:pPr>
+        <w:pStyle w:val="Heading2"/>
+      </w:pPr>
+      <w:r>
+        <w:t>Step 3 — Apply to All Sections</w:t>
+      </w:r>
+    </w:p>
+    <w:p>
+      <w:pPr>
+        <w:pStyle w:val="NormalWeb"/>
+      </w:pPr>
+      <w:r>
+        <w:t>You likely have multiple sections (Roman + Arabic numbering)</w:t>
+      </w:r>
+    </w:p>
+    <w:p>
+      <w:pPr>
+        <w:pStyle w:val="NormalWeb"/>
+      </w:pPr>
+      <w:r>
+        <w:t>Check:</w:t>
+      </w:r>
+    </w:p>
+    <w:p>
+      <w:pPr>
+        <w:numPr>
+          <w:ilvl w:val="0"/>
+          <w:numId w:val="13"/>
+        </w:numPr>
+        <w:spacing w:before="100" w:beforeAutospacing="1" w:after="100" w:afterAutospacing="1" w:line="240" w:lineRule="auto"/>
+      </w:pPr>
+      <w:r>
+        <w:t xml:space="preserve">Scroll to another section (e.g., Chapter 1) </w:t>
+      </w:r>
+    </w:p>
+    <w:p>
+      <w:pPr>
+        <w:numPr>
+          <w:ilvl w:val="0"/>
+          <w:numId w:val="13"/>
+        </w:numPr>
+        <w:spacing w:before="100" w:beforeAutospacing="1" w:after="100" w:afterAutospacing="1" w:line="240" w:lineRule="auto"/>
+      </w:pPr>
+      <w:r>
+        <w:t xml:space="preserve">Double-click footer </w:t>
+      </w:r>
+    </w:p>
+    <w:p>
+      <w:pPr>
+        <w:numPr>
+          <w:ilvl w:val="0"/>
+          <w:numId w:val="13"/>
+        </w:numPr>
+        <w:spacing w:before="100" w:beforeAutospacing="1" w:after="100" w:afterAutospacing="1" w:line="240" w:lineRule="auto"/>
+      </w:pPr>
+      <w:r>
+        <w:t xml:space="preserve">Make sure: </w:t>
+      </w:r>
+    </w:p>
+    <w:p>
+      <w:pPr>
+        <w:numPr>
+          <w:ilvl w:val="1"/>
+          <w:numId w:val="13"/>
+        </w:numPr>
+        <w:spacing w:before="100" w:beforeAutospacing="1" w:after="100" w:afterAutospacing="1" w:line="240" w:lineRule="auto"/>
+      </w:pPr>
+      <w:r>
+        <w:t xml:space="preserve">Same setting is applied </w:t>
+      </w:r>
+    </w:p>
+    <w:p>
+      <w:pPr>
+        <w:numPr>
+          <w:ilvl w:val="1"/>
+          <w:numId w:val="13"/>
+        </w:numPr>
+        <w:spacing w:before="100" w:beforeAutospacing="1" w:after="100" w:afterAutospacing="1" w:line="240" w:lineRule="auto"/>
+      </w:pPr>
+      <w:r>
+        <w:t>“Link to Previous” is ON or manually match values</w:t>
+      </w:r>
+    </w:p>
+    <w:p/>
+    <w:p>
+      <w:pPr>
+        <w:pStyle w:val="Heading1"/>
+      </w:pPr>
+      <w:r>
+        <w:t>PART 3 — Heading Structure</w:t>
+      </w:r>
+    </w:p>
+    <w:p>
+      <w:r>
+        <w:t>Use:</w:t>
+      </w:r>
+      <w:r>
+        <w:br/>
+        <w:t>- Heading 1 = Chapter titles</w:t>
+      </w:r>
+      <w:r>
+        <w:br/>
+        <w:t>- Heading 2 = Section headers</w:t>
+      </w:r>
+      <w:r>
+        <w:br/>
+      </w:r>
+      <w:r>
+        <w:lastRenderedPageBreak/>
+        <w:t>- Heading 3 = Subsections</w:t>
+      </w:r>
+      <w:r>
+        <w:br/>
+      </w:r>
+      <w:r>
+        <w:br/>
+        <w:t>DO NOT use 'Title' style for chapters</w:t>
+      </w:r>
+    </w:p>
+    <w:p>
+      <w:pPr>
+        <w:pStyle w:val="Heading1"/>
+      </w:pPr>
+      <w:r>
+        <w:t>PART 4 — Table of Contents (DETAILED)</w:t>
+      </w:r>
+    </w:p>
+    <w:p>
+      <w:r>
+        <w:t>STEP 1: Apply Heading Styles</w:t>
+      </w:r>
+      <w:r>
+        <w:br/>
+        <w:t>- Click each chapter title → select 'Heading 1'</w:t>
+      </w:r>
+      <w:r>
+        <w:br/>
+        <w:t>- Click section headers → select 'Heading 2'</w:t>
+      </w:r>
+      <w:r>
+        <w:br/>
+        <w:t>- Click subsections → select 'Heading 3'</w:t>
+      </w:r>
+      <w:r>
+        <w:br/>
+      </w:r>
+      <w:r>
+        <w:br/>
+        <w:t>IMPORTANT: Only headings appear in TOC</w:t>
+      </w:r>
+    </w:p>
+    <w:p>
+      <w:r>
+        <w:t>STEP 2: Insert Table of Contents</w:t>
+      </w:r>
+      <w:r>
+        <w:br/>
+        <w:t>1. Click where TOC should go</w:t>
+      </w:r>
+      <w:r>
+        <w:br/>
+        <w:t>2. Go to References tab</w:t>
+      </w:r>
+      <w:r>
+        <w:br/>
+        <w:t>3. Click 'Table of Contents'</w:t>
+      </w:r>
+      <w:r>
+        <w:br/>
+        <w:t>4. Select 'Automatic Table 1'</w:t>
+      </w:r>
+    </w:p>
+    <w:p>
+      <w:r>
+        <w:t>STEP 3: Update Table of Contents</w:t>
+      </w:r>
+      <w:r>
+        <w:br/>
+        <w:t>Word does NOT auto-update.</w:t>
+      </w:r>
+      <w:r>
+        <w:br/>
+      </w:r>
+      <w:r>
+        <w:br/>
+        <w:t>To update:</w:t>
+      </w:r>
+      <w:r>
+        <w:br/>
+        <w:t>1. Click anywhere in the TOC</w:t>
+      </w:r>
+      <w:r>
+        <w:br/>
+        <w:t>2. Right-click</w:t>
+      </w:r>
+      <w:r>
+        <w:br/>
+        <w:t>3. Click 'Update Field'</w:t>
+      </w:r>
+      <w:r>
+        <w:br/>
+        <w:t>4. Select 'Update entire table'</w:t>
+      </w:r>
+      <w:r>
+        <w:br/>
+        <w:t>5. Click OK</w:t>
+      </w:r>
+    </w:p>
+    <w:p>
+      <w:r>
+        <w:t>STEP 4: When to Update</w:t>
+      </w:r>
+      <w:r>
+        <w:br/>
+        <w:t>- After adding a chapter</w:t>
+      </w:r>
+      <w:r>
+        <w:br/>
+        <w:t>- After editing headings</w:t>
+      </w:r>
+      <w:r>
+        <w:br/>
+        <w:t>- After pagination changes</w:t>
+      </w:r>
+      <w:r>
+        <w:br/>
+        <w:t>- Before final PDF export</w:t>
+      </w:r>
+    </w:p>
+    <w:p>
+      <w:r>
+        <w:t>STEP 5: Troubleshooting</w:t>
+      </w:r>
+      <w:r>
+        <w:br/>
+        <w:t>- If chapter missing → check it is 'Heading 1'</w:t>
+      </w:r>
+      <w:r>
+        <w:br/>
+        <w:t>- If formatting looks right but missing → clear formatting and reapply Heading 1</w:t>
+      </w:r>
+      <w:r>
+        <w:br/>
+        <w:t>- If copied text → styles may not transfer correctly</w:t>
+      </w:r>
+    </w:p>
+    <w:p>
+      <w:pPr>
+        <w:pStyle w:val="Heading1"/>
+      </w:pPr>
+      <w:r>
+        <w:t>PART 5 — Adding Chapters</w:t>
+      </w:r>
+    </w:p>
+    <w:p>
+      <w:r>
+        <w:t>Paste text using 'Keep Text Only'. Apply styles manually. Avoid copying formatting.</w:t>
+      </w:r>
+    </w:p>
+    <w:p>
+      <w:pPr>
+        <w:pStyle w:val="Heading1"/>
+      </w:pPr>
+      <w:r>
+        <w:lastRenderedPageBreak/>
+        <w:t>PART 6 — Published Chapters</w:t>
+      </w:r>
+    </w:p>
+    <w:p>
+      <w:r>
+        <w:t>Confirm reuse rights. Reformat text. Add contribution statement. Ensure cohesive document.</w:t>
+      </w:r>
+    </w:p>
+    <w:p>
+      <w:pPr>
+        <w:pStyle w:val="Heading1"/>
+      </w:pPr>
+      <w:r>
+        <w:t>PART 7 — Figures and Tables</w:t>
+      </w:r>
+    </w:p>
+    <w:p>
+      <w:r>
+        <w:t>Keep within margins. Number all figures and tables. Maintain consistent formatting.</w:t>
+      </w:r>
+    </w:p>
+    <w:p>
+      <w:pPr>
+        <w:pStyle w:val="Heading1"/>
+      </w:pPr>
+      <w:r>
+        <w:t>PART 7 — Figures and Tables (DETAILED)</w:t>
+      </w:r>
+    </w:p>
+    <w:p>
+      <w:r>
+        <w:t>STEP 1: Insert Figure</w:t>
+      </w:r>
+      <w:r>
+        <w:br/>
+        <w:t>1. Place cursor where figure should go</w:t>
+      </w:r>
+      <w:r>
+        <w:br/>
+        <w:t>2. Go to Insert → Pictures</w:t>
+      </w:r>
+      <w:r>
+        <w:br/>
+        <w:t>3. Select image file</w:t>
+      </w:r>
+      <w:r>
+        <w:br/>
+        <w:t>4. Click Insert</w:t>
+      </w:r>
+    </w:p>
+    <w:p>
+      <w:r>
+        <w:t>STEP 2: Set Text Wrapping</w:t>
+      </w:r>
+      <w:r>
+        <w:br/>
+        <w:t>1. Click the figure</w:t>
+      </w:r>
+      <w:r>
+        <w:br/>
+        <w:t>2. Click Layout Options (icon near image)</w:t>
+      </w:r>
+      <w:r>
+        <w:br/>
+        <w:t>3. Select 'In Line with Text' (RECOMMENDED for dissertations)</w:t>
+      </w:r>
+      <w:r>
+        <w:br/>
+      </w:r>
+      <w:r>
+        <w:br/>
+        <w:t>This prevents figures from drifting outside margins.</w:t>
+      </w:r>
+    </w:p>
+    <w:p>
+      <w:r>
+        <w:t>STEP 3: Resize Figure</w:t>
+      </w:r>
+      <w:r>
+        <w:br/>
+        <w:t>1. Click the figure</w:t>
+      </w:r>
+      <w:r>
+        <w:br/>
+        <w:t>2. Drag corners (not sides) to resize</w:t>
+      </w:r>
+      <w:r>
+        <w:br/>
+        <w:t>3. Ensure the figure stays within page margins</w:t>
+      </w:r>
+      <w:r>
+        <w:br/>
+      </w:r>
+      <w:r>
+        <w:br/>
+        <w:t>IMPORTANT: Nothing may extend into margins.</w:t>
+      </w:r>
+    </w:p>
+    <w:p>
+      <w:r>
+        <w:t>STEP 4: Add Figure Caption</w:t>
+      </w:r>
+      <w:r>
+        <w:br/>
+        <w:t>1. Click the figure</w:t>
+      </w:r>
+      <w:r>
+        <w:br/>
+        <w:t>2. Go to References → Insert Caption</w:t>
+      </w:r>
+      <w:r>
+        <w:br/>
+        <w:t>3. Label: Figure</w:t>
+      </w:r>
+      <w:r>
+        <w:br/>
+        <w:t>4. Add description (e.g., 'Figure 2. Expression patterns...')</w:t>
+      </w:r>
+      <w:r>
+        <w:br/>
+        <w:t>5. Click OK</w:t>
+      </w:r>
+    </w:p>
+    <w:p>
+      <w:r>
+        <w:t>STEP 5: Insert Table</w:t>
+      </w:r>
+      <w:r>
+        <w:br/>
+        <w:t>1. Go to Insert → Table</w:t>
+      </w:r>
+      <w:r>
+        <w:br/>
+        <w:t>2. Select number of rows/columns</w:t>
+      </w:r>
+      <w:r>
+        <w:br/>
+        <w:t>3. Enter data</w:t>
+      </w:r>
+    </w:p>
+    <w:p>
+      <w:r>
+        <w:t>STEP 6: Add Table Caption</w:t>
+      </w:r>
+      <w:r>
+        <w:br/>
+        <w:t>1. Click the table</w:t>
+      </w:r>
+      <w:r>
+        <w:br/>
+        <w:t>2. Go to References → Insert Caption</w:t>
+      </w:r>
+      <w:r>
+        <w:br/>
+      </w:r>
+      <w:r>
+        <w:lastRenderedPageBreak/>
+        <w:t>3. Label: Table</w:t>
+      </w:r>
+      <w:r>
+        <w:br/>
+        <w:t>4. Position: Above selected item</w:t>
+      </w:r>
+      <w:r>
+        <w:br/>
+        <w:t>5. Click OK</w:t>
+      </w:r>
+    </w:p>
+    <w:p>
+      <w:r>
+        <w:t>STEP 7: Keep Tables Within Margins</w:t>
+      </w:r>
+      <w:r>
+        <w:br/>
+        <w:t>- Avoid overly wide tables</w:t>
+      </w:r>
+      <w:r>
+        <w:br/>
+        <w:t>- Use smaller font (≥10 pt allowed)</w:t>
+      </w:r>
+      <w:r>
+        <w:br/>
+        <w:t>- Adjust column widths as needed</w:t>
+      </w:r>
+    </w:p>
+    <w:p>
+      <w:r>
+        <w:t>STEP 8: Landscape Pages (for large figures/tables)</w:t>
+      </w:r>
+      <w:r>
+        <w:br/>
+        <w:t>1. Insert section break before figure (Layout → Breaks → Next Page)</w:t>
+      </w:r>
+      <w:r>
+        <w:br/>
+        <w:t>2. Go to Layout → Orientation → Landscape</w:t>
+      </w:r>
+      <w:r>
+        <w:br/>
+        <w:t>3. Insert another section break after figure</w:t>
+      </w:r>
+      <w:r>
+        <w:br/>
+        <w:t>4. Return orientation to Portrait</w:t>
+      </w:r>
+      <w:r>
+        <w:br/>
+      </w:r>
+      <w:r>
+        <w:br/>
+        <w:t>IMPORTANT:</w:t>
+      </w:r>
+      <w:r>
+        <w:br/>
+        <w:t>- Maintain ≥1 inch margins</w:t>
+      </w:r>
+      <w:r>
+        <w:br/>
+        <w:t>- Ensure page numbers are correctly positioned</w:t>
+      </w:r>
+    </w:p>
+    <w:p>
+      <w:r>
+        <w:t>STEP 9: Referencing Figures/Tables in Text</w:t>
+      </w:r>
+      <w:r>
+        <w:br/>
+        <w:t>- Always reference in text (e.g., 'Figure 3 shows...')</w:t>
+      </w:r>
+      <w:r>
+        <w:br/>
+        <w:t>- Do not leave figures unreferenced</w:t>
+      </w:r>
+    </w:p>
+    <w:p>
+      <w:r>
+        <w:t>STEP 10: Common Problems</w:t>
+      </w:r>
+      <w:r>
+        <w:br/>
+        <w:t>- Figure outside margins → resize or adjust</w:t>
+      </w:r>
+      <w:r>
+        <w:br/>
+        <w:t>- Floating images → switch to 'In Line with Text'</w:t>
+      </w:r>
+      <w:r>
+        <w:br/>
+        <w:t>- Missing captions → use Insert Caption tool</w:t>
+      </w:r>
+      <w:r>
+        <w:br/>
+        <w:t>- Misnumbered figures → update captions or fields</w:t>
+      </w:r>
+    </w:p>
+    <w:p>
+      <w:r>
+        <w:t>STEP 11: Update Fields</w:t>
+      </w:r>
+      <w:r>
+        <w:br/>
+        <w:t>- After adding/removing figures:</w:t>
+      </w:r>
+      <w:r>
+        <w:br/>
+        <w:t>1. Select entire document (Ctrl/Cmd + A)</w:t>
+      </w:r>
+      <w:r>
+        <w:br/>
+        <w:t>2. Press F9</w:t>
+      </w:r>
+      <w:r>
+        <w:br/>
+        <w:t>- This updates all figure/table numbering</w:t>
+      </w:r>
+    </w:p>
+    <w:p/>
+    <w:p>
+      <w:pPr>
+        <w:pStyle w:val="Heading1"/>
+      </w:pPr>
+      <w:r>
+        <w:t>PART 8 — Final Checklist</w:t>
+      </w:r>
+    </w:p>
+    <w:p>
       <w:r>
         <w:t>- Margins correct</w:t>
       </w:r>
@@ -654,6 +894,7 @@
         <w:pStyle w:val="Heading1"/>
       </w:pPr>
       <w:r>
+        <w:lastRenderedPageBreak/>
         <w:t>Final Step — Export</w:t>
       </w:r>
     </w:p>
@@ -677,7 +918,7 @@
 </file>
 
 <file path=word/numbering.xml><?xml version="1.0" encoding="utf-8"?>
-<w:numbering xmlns:wpc="http://schemas.microsoft.com/office/word/2010/wordprocessingCanvas" xmlns:cx="http://schemas.microsoft.com/office/drawing/2014/chartex" xmlns:cx1="http://schemas.microsoft.com/office/drawing/2015/9/8/chartex" xmlns:cx2="http://schemas.microsoft.com/office/drawing/2015/10/21/chartex" xmlns:cx3="http://schemas.microsoft.com/office/drawing/2016/5/9/chartex" xmlns:cx4="http://schemas.microsoft.com/office/drawing/2016/5/10/chartex" xmlns:cx5="http://schemas.microsoft.com/office/drawing/2016/5/11/chartex" xmlns:cx6="http://schemas.microsoft.com/office/drawing/2016/5/12/chartex" xmlns:cx7="http://schemas.microsoft.com/office/drawing/2016/5/13/chartex" xmlns:cx8="http://schemas.microsoft.com/office/drawing/2016/5/14/chartex" xmlns:mc="http://schemas.openxmlformats.org/markup-compatibility/2006" xmlns:aink="http://schemas.microsoft.com/office/drawing/2016/ink" xmlns:am3d="http://schemas.microsoft.com/office/drawing/2017/model3d" xmlns:o="urn:schemas-microsoft-com:office:office" xmlns:oel="http://schemas.microsoft.com/office/2019/extlst" xmlns:r="http://schemas.openxmlformats.org/officeDocument/2006/relationships" xmlns:m="http://schemas.openxmlformats.org/officeDocument/2006/math" xmlns:v="urn:schemas-microsoft-com:vml" xmlns:wp14="http://schemas.microsoft.com/office/word/2010/wordprocessingDrawing" xmlns:wp="http://schemas.openxmlformats.org/drawingml/2006/wordprocessingDrawing" xmlns:w10="urn:schemas-microsoft-com:office:word" xmlns:w="http://schemas.openxmlformats.org/wordprocessingml/2006/main" xmlns:w14="http://schemas.microsoft.com/office/word/2010/wordml" xmlns:w15="http://schemas.microsoft.com/office/word/2012/wordml" xmlns:w16cex="http://schemas.microsoft.com/office/word/2018/wordml/cex" xmlns:w16cid="http://schemas.microsoft.com/office/word/2016/wordml/cid" xmlns:w16="http://schemas.microsoft.com/office/word/2018/wordml" xmlns:w16du="http://schemas.microsoft.com/office/word/2023/wordml/word16du" xmlns:w16sdtdh="http://schemas.microsoft.com/office/word/2020/wordml/sdtdatahash" xmlns:w16se="http://schemas.microsoft.com/office/word/2015/wordml/symex" xmlns:wpg="http://schemas.microsoft.com/office/word/2010/wordprocessingGroup" xmlns:wpi="http://schemas.microsoft.com/office/word/2010/wordprocessingInk" xmlns:wne="http://schemas.microsoft.com/office/word/2006/wordml" xmlns:wps="http://schemas.microsoft.com/office/word/2010/wordprocessingShape" mc:Ignorable="w14 w15 w16se w16cid w16 w16cex w16sdtdh w16du wp14">
+<w:numbering xmlns:wpc="http://schemas.microsoft.com/office/word/2010/wordprocessingCanvas" xmlns:cx="http://schemas.microsoft.com/office/drawing/2014/chartex" xmlns:cx1="http://schemas.microsoft.com/office/drawing/2015/9/8/chartex" xmlns:cx2="http://schemas.microsoft.com/office/drawing/2015/10/21/chartex" xmlns:cx3="http://schemas.microsoft.com/office/drawing/2016/5/9/chartex" xmlns:cx4="http://schemas.microsoft.com/office/drawing/2016/5/10/chartex" xmlns:cx5="http://schemas.microsoft.com/office/drawing/2016/5/11/chartex" xmlns:cx6="http://schemas.microsoft.com/office/drawing/2016/5/12/chartex" xmlns:cx7="http://schemas.microsoft.com/office/drawing/2016/5/13/chartex" xmlns:cx8="http://schemas.microsoft.com/office/drawing/2016/5/14/chartex" xmlns:mc="http://schemas.openxmlformats.org/markup-compatibility/2006" xmlns:aink="http://schemas.microsoft.com/office/drawing/2016/ink" xmlns:am3d="http://schemas.microsoft.com/office/drawing/2017/model3d" xmlns:o="urn:schemas-microsoft-com:office:office" xmlns:oel="http://schemas.microsoft.com/office/2019/extlst" xmlns:r="http://schemas.openxmlformats.org/officeDocument/2006/relationships" xmlns:m="http://schemas.openxmlformats.org/officeDocument/2006/math" xmlns:v="urn:schemas-microsoft-com:vml" xmlns:wp14="http://schemas.microsoft.com/office/word/2010/wordprocessingDrawing" xmlns:wp="http://schemas.openxmlformats.org/drawingml/2006/wordprocessingDrawing" xmlns:w10="urn:schemas-microsoft-com:office:word" xmlns:w="http://schemas.openxmlformats.org/wordprocessingml/2006/main" xmlns:w14="http://schemas.microsoft.com/office/word/2010/wordml" xmlns:w15="http://schemas.microsoft.com/office/word/2012/wordml" xmlns:w16cex="http://schemas.microsoft.com/office/word/2018/wordml/cex" xmlns:w16cid="http://schemas.microsoft.com/office/word/2016/wordml/cid" xmlns:w16="http://schemas.microsoft.com/office/word/2018/wordml" xmlns:w16du="http://schemas.microsoft.com/office/word/2023/wordml/word16du" xmlns:w16sdtdh="http://schemas.microsoft.com/office/word/2020/wordml/sdtdatahash" xmlns:w16sdtfl="http://schemas.microsoft.com/office/word/2024/wordml/sdtformatlock" xmlns:w16se="http://schemas.microsoft.com/office/word/2015/wordml/symex" xmlns:wpg="http://schemas.microsoft.com/office/word/2010/wordprocessingGroup" xmlns:wpi="http://schemas.microsoft.com/office/word/2010/wordprocessingInk" xmlns:wne="http://schemas.microsoft.com/office/word/2006/wordml" xmlns:wps="http://schemas.microsoft.com/office/word/2010/wordprocessingShape" mc:Ignorable="w14 w15 w16se w16cid w16 w16cex w16sdtdh w16sdtfl w16du wp14">
   <w:abstractNum w:abstractNumId="0" w15:restartNumberingAfterBreak="0">
     <w:nsid w:val="FFFFFF7C"/>
     <w:multiLevelType w:val="singleLevel"/>
@@ -847,6 +1088,534 @@
       <w:rPr>
         <w:rFonts w:ascii="Symbol" w:hAnsi="Symbol" w:hint="default"/>
       </w:rPr>
+    </w:lvl>
+  </w:abstractNum>
+  <w:abstractNum w:abstractNumId="9" w15:restartNumberingAfterBreak="0">
+    <w:nsid w:val="1A70684E"/>
+    <w:multiLevelType w:val="multilevel"/>
+    <w:tmpl w:val="9662A2B6"/>
+    <w:lvl w:ilvl="0">
+      <w:start w:val="1"/>
+      <w:numFmt w:val="decimal"/>
+      <w:lvlText w:val="%1."/>
+      <w:lvlJc w:val="left"/>
+      <w:pPr>
+        <w:tabs>
+          <w:tab w:val="num" w:pos="720"/>
+        </w:tabs>
+        <w:ind w:left="720" w:hanging="360"/>
+      </w:pPr>
+    </w:lvl>
+    <w:lvl w:ilvl="1" w:tentative="1">
+      <w:start w:val="1"/>
+      <w:numFmt w:val="decimal"/>
+      <w:lvlText w:val="%2."/>
+      <w:lvlJc w:val="left"/>
+      <w:pPr>
+        <w:tabs>
+          <w:tab w:val="num" w:pos="1440"/>
+        </w:tabs>
+        <w:ind w:left="1440" w:hanging="360"/>
+      </w:pPr>
+    </w:lvl>
+    <w:lvl w:ilvl="2" w:tentative="1">
+      <w:start w:val="1"/>
+      <w:numFmt w:val="decimal"/>
+      <w:lvlText w:val="%3."/>
+      <w:lvlJc w:val="left"/>
+      <w:pPr>
+        <w:tabs>
+          <w:tab w:val="num" w:pos="2160"/>
+        </w:tabs>
+        <w:ind w:left="2160" w:hanging="360"/>
+      </w:pPr>
+    </w:lvl>
+    <w:lvl w:ilvl="3" w:tentative="1">
+      <w:start w:val="1"/>
+      <w:numFmt w:val="decimal"/>
+      <w:lvlText w:val="%4."/>
+      <w:lvlJc w:val="left"/>
+      <w:pPr>
+        <w:tabs>
+          <w:tab w:val="num" w:pos="2880"/>
+        </w:tabs>
+        <w:ind w:left="2880" w:hanging="360"/>
+      </w:pPr>
+    </w:lvl>
+    <w:lvl w:ilvl="4" w:tentative="1">
+      <w:start w:val="1"/>
+      <w:numFmt w:val="decimal"/>
+      <w:lvlText w:val="%5."/>
+      <w:lvlJc w:val="left"/>
+      <w:pPr>
+        <w:tabs>
+          <w:tab w:val="num" w:pos="3600"/>
+        </w:tabs>
+        <w:ind w:left="3600" w:hanging="360"/>
+      </w:pPr>
+    </w:lvl>
+    <w:lvl w:ilvl="5" w:tentative="1">
+      <w:start w:val="1"/>
+      <w:numFmt w:val="decimal"/>
+      <w:lvlText w:val="%6."/>
+      <w:lvlJc w:val="left"/>
+      <w:pPr>
+        <w:tabs>
+          <w:tab w:val="num" w:pos="4320"/>
+        </w:tabs>
+        <w:ind w:left="4320" w:hanging="360"/>
+      </w:pPr>
+    </w:lvl>
+    <w:lvl w:ilvl="6" w:tentative="1">
+      <w:start w:val="1"/>
+      <w:numFmt w:val="decimal"/>
+      <w:lvlText w:val="%7."/>
+      <w:lvlJc w:val="left"/>
+      <w:pPr>
+        <w:tabs>
+          <w:tab w:val="num" w:pos="5040"/>
+        </w:tabs>
+        <w:ind w:left="5040" w:hanging="360"/>
+      </w:pPr>
+    </w:lvl>
+    <w:lvl w:ilvl="7" w:tentative="1">
+      <w:start w:val="1"/>
+      <w:numFmt w:val="decimal"/>
+      <w:lvlText w:val="%8."/>
+      <w:lvlJc w:val="left"/>
+      <w:pPr>
+        <w:tabs>
+          <w:tab w:val="num" w:pos="5760"/>
+        </w:tabs>
+        <w:ind w:left="5760" w:hanging="360"/>
+      </w:pPr>
+    </w:lvl>
+    <w:lvl w:ilvl="8" w:tentative="1">
+      <w:start w:val="1"/>
+      <w:numFmt w:val="decimal"/>
+      <w:lvlText w:val="%9."/>
+      <w:lvlJc w:val="left"/>
+      <w:pPr>
+        <w:tabs>
+          <w:tab w:val="num" w:pos="6480"/>
+        </w:tabs>
+        <w:ind w:left="6480" w:hanging="360"/>
+      </w:pPr>
+    </w:lvl>
+  </w:abstractNum>
+  <w:abstractNum w:abstractNumId="10" w15:restartNumberingAfterBreak="0">
+    <w:nsid w:val="46D105AE"/>
+    <w:multiLevelType w:val="multilevel"/>
+    <w:tmpl w:val="41F84B0C"/>
+    <w:lvl w:ilvl="0">
+      <w:start w:val="1"/>
+      <w:numFmt w:val="bullet"/>
+      <w:lvlText w:val=""/>
+      <w:lvlJc w:val="left"/>
+      <w:pPr>
+        <w:tabs>
+          <w:tab w:val="num" w:pos="720"/>
+        </w:tabs>
+        <w:ind w:left="720" w:hanging="360"/>
+      </w:pPr>
+      <w:rPr>
+        <w:rFonts w:ascii="Symbol" w:hAnsi="Symbol" w:hint="default"/>
+        <w:sz w:val="20"/>
+      </w:rPr>
+    </w:lvl>
+    <w:lvl w:ilvl="1" w:tentative="1">
+      <w:start w:val="1"/>
+      <w:numFmt w:val="bullet"/>
+      <w:lvlText w:val="o"/>
+      <w:lvlJc w:val="left"/>
+      <w:pPr>
+        <w:tabs>
+          <w:tab w:val="num" w:pos="1440"/>
+        </w:tabs>
+        <w:ind w:left="1440" w:hanging="360"/>
+      </w:pPr>
+      <w:rPr>
+        <w:rFonts w:ascii="Courier New" w:hAnsi="Courier New" w:hint="default"/>
+        <w:sz w:val="20"/>
+      </w:rPr>
+    </w:lvl>
+    <w:lvl w:ilvl="2" w:tentative="1">
+      <w:start w:val="1"/>
+      <w:numFmt w:val="bullet"/>
+      <w:lvlText w:val=""/>
+      <w:lvlJc w:val="left"/>
+      <w:pPr>
+        <w:tabs>
+          <w:tab w:val="num" w:pos="2160"/>
+        </w:tabs>
+        <w:ind w:left="2160" w:hanging="360"/>
+      </w:pPr>
+      <w:rPr>
+        <w:rFonts w:ascii="Wingdings" w:hAnsi="Wingdings" w:hint="default"/>
+        <w:sz w:val="20"/>
+      </w:rPr>
+    </w:lvl>
+    <w:lvl w:ilvl="3" w:tentative="1">
+      <w:start w:val="1"/>
+      <w:numFmt w:val="bullet"/>
+      <w:lvlText w:val=""/>
+      <w:lvlJc w:val="left"/>
+      <w:pPr>
+        <w:tabs>
+          <w:tab w:val="num" w:pos="2880"/>
+        </w:tabs>
+        <w:ind w:left="2880" w:hanging="360"/>
+      </w:pPr>
+      <w:rPr>
+        <w:rFonts w:ascii="Wingdings" w:hAnsi="Wingdings" w:hint="default"/>
+        <w:sz w:val="20"/>
+      </w:rPr>
+    </w:lvl>
+    <w:lvl w:ilvl="4" w:tentative="1">
+      <w:start w:val="1"/>
+      <w:numFmt w:val="bullet"/>
+      <w:lvlText w:val=""/>
+      <w:lvlJc w:val="left"/>
+      <w:pPr>
+        <w:tabs>
+          <w:tab w:val="num" w:pos="3600"/>
+        </w:tabs>
+        <w:ind w:left="3600" w:hanging="360"/>
+      </w:pPr>
+      <w:rPr>
+        <w:rFonts w:ascii="Wingdings" w:hAnsi="Wingdings" w:hint="default"/>
+        <w:sz w:val="20"/>
+      </w:rPr>
+    </w:lvl>
+    <w:lvl w:ilvl="5" w:tentative="1">
+      <w:start w:val="1"/>
+      <w:numFmt w:val="bullet"/>
+      <w:lvlText w:val=""/>
+      <w:lvlJc w:val="left"/>
+      <w:pPr>
+        <w:tabs>
+          <w:tab w:val="num" w:pos="4320"/>
+        </w:tabs>
+        <w:ind w:left="4320" w:hanging="360"/>
+      </w:pPr>
+      <w:rPr>
+        <w:rFonts w:ascii="Wingdings" w:hAnsi="Wingdings" w:hint="default"/>
+        <w:sz w:val="20"/>
+      </w:rPr>
+    </w:lvl>
+    <w:lvl w:ilvl="6" w:tentative="1">
+      <w:start w:val="1"/>
+      <w:numFmt w:val="bullet"/>
+      <w:lvlText w:val=""/>
+      <w:lvlJc w:val="left"/>
+      <w:pPr>
+        <w:tabs>
+          <w:tab w:val="num" w:pos="5040"/>
+        </w:tabs>
+        <w:ind w:left="5040" w:hanging="360"/>
+      </w:pPr>
+      <w:rPr>
+        <w:rFonts w:ascii="Wingdings" w:hAnsi="Wingdings" w:hint="default"/>
+        <w:sz w:val="20"/>
+      </w:rPr>
+    </w:lvl>
+    <w:lvl w:ilvl="7" w:tentative="1">
+      <w:start w:val="1"/>
+      <w:numFmt w:val="bullet"/>
+      <w:lvlText w:val=""/>
+      <w:lvlJc w:val="left"/>
+      <w:pPr>
+        <w:tabs>
+          <w:tab w:val="num" w:pos="5760"/>
+        </w:tabs>
+        <w:ind w:left="5760" w:hanging="360"/>
+      </w:pPr>
+      <w:rPr>
+        <w:rFonts w:ascii="Wingdings" w:hAnsi="Wingdings" w:hint="default"/>
+        <w:sz w:val="20"/>
+      </w:rPr>
+    </w:lvl>
+    <w:lvl w:ilvl="8" w:tentative="1">
+      <w:start w:val="1"/>
+      <w:numFmt w:val="bullet"/>
+      <w:lvlText w:val=""/>
+      <w:lvlJc w:val="left"/>
+      <w:pPr>
+        <w:tabs>
+          <w:tab w:val="num" w:pos="6480"/>
+        </w:tabs>
+        <w:ind w:left="6480" w:hanging="360"/>
+      </w:pPr>
+      <w:rPr>
+        <w:rFonts w:ascii="Wingdings" w:hAnsi="Wingdings" w:hint="default"/>
+        <w:sz w:val="20"/>
+      </w:rPr>
+    </w:lvl>
+  </w:abstractNum>
+  <w:abstractNum w:abstractNumId="11" w15:restartNumberingAfterBreak="0">
+    <w:nsid w:val="5E942F90"/>
+    <w:multiLevelType w:val="multilevel"/>
+    <w:tmpl w:val="EA881BF2"/>
+    <w:lvl w:ilvl="0">
+      <w:start w:val="1"/>
+      <w:numFmt w:val="bullet"/>
+      <w:lvlText w:val=""/>
+      <w:lvlJc w:val="left"/>
+      <w:pPr>
+        <w:tabs>
+          <w:tab w:val="num" w:pos="720"/>
+        </w:tabs>
+        <w:ind w:left="720" w:hanging="360"/>
+      </w:pPr>
+      <w:rPr>
+        <w:rFonts w:ascii="Symbol" w:hAnsi="Symbol" w:hint="default"/>
+        <w:sz w:val="20"/>
+      </w:rPr>
+    </w:lvl>
+    <w:lvl w:ilvl="1" w:tentative="1">
+      <w:start w:val="1"/>
+      <w:numFmt w:val="bullet"/>
+      <w:lvlText w:val="o"/>
+      <w:lvlJc w:val="left"/>
+      <w:pPr>
+        <w:tabs>
+          <w:tab w:val="num" w:pos="1440"/>
+        </w:tabs>
+        <w:ind w:left="1440" w:hanging="360"/>
+      </w:pPr>
+      <w:rPr>
+        <w:rFonts w:ascii="Courier New" w:hAnsi="Courier New" w:hint="default"/>
+        <w:sz w:val="20"/>
+      </w:rPr>
+    </w:lvl>
+    <w:lvl w:ilvl="2" w:tentative="1">
+      <w:start w:val="1"/>
+      <w:numFmt w:val="bullet"/>
+      <w:lvlText w:val=""/>
+      <w:lvlJc w:val="left"/>
+      <w:pPr>
+        <w:tabs>
+          <w:tab w:val="num" w:pos="2160"/>
+        </w:tabs>
+        <w:ind w:left="2160" w:hanging="360"/>
+      </w:pPr>
+      <w:rPr>
+        <w:rFonts w:ascii="Wingdings" w:hAnsi="Wingdings" w:hint="default"/>
+        <w:sz w:val="20"/>
+      </w:rPr>
+    </w:lvl>
+    <w:lvl w:ilvl="3" w:tentative="1">
+      <w:start w:val="1"/>
+      <w:numFmt w:val="bullet"/>
+      <w:lvlText w:val=""/>
+      <w:lvlJc w:val="left"/>
+      <w:pPr>
+        <w:tabs>
+          <w:tab w:val="num" w:pos="2880"/>
+        </w:tabs>
+        <w:ind w:left="2880" w:hanging="360"/>
+      </w:pPr>
+      <w:rPr>
+        <w:rFonts w:ascii="Wingdings" w:hAnsi="Wingdings" w:hint="default"/>
+        <w:sz w:val="20"/>
+      </w:rPr>
+    </w:lvl>
+    <w:lvl w:ilvl="4" w:tentative="1">
+      <w:start w:val="1"/>
+      <w:numFmt w:val="bullet"/>
+      <w:lvlText w:val=""/>
+      <w:lvlJc w:val="left"/>
+      <w:pPr>
+        <w:tabs>
+          <w:tab w:val="num" w:pos="3600"/>
+        </w:tabs>
+        <w:ind w:left="3600" w:hanging="360"/>
+      </w:pPr>
+      <w:rPr>
+        <w:rFonts w:ascii="Wingdings" w:hAnsi="Wingdings" w:hint="default"/>
+        <w:sz w:val="20"/>
+      </w:rPr>
+    </w:lvl>
+    <w:lvl w:ilvl="5" w:tentative="1">
+      <w:start w:val="1"/>
+      <w:numFmt w:val="bullet"/>
+      <w:lvlText w:val=""/>
+      <w:lvlJc w:val="left"/>
+      <w:pPr>
+        <w:tabs>
+          <w:tab w:val="num" w:pos="4320"/>
+        </w:tabs>
+        <w:ind w:left="4320" w:hanging="360"/>
+      </w:pPr>
+      <w:rPr>
+        <w:rFonts w:ascii="Wingdings" w:hAnsi="Wingdings" w:hint="default"/>
+        <w:sz w:val="20"/>
+      </w:rPr>
+    </w:lvl>
+    <w:lvl w:ilvl="6" w:tentative="1">
+      <w:start w:val="1"/>
+      <w:numFmt w:val="bullet"/>
+      <w:lvlText w:val=""/>
+      <w:lvlJc w:val="left"/>
+      <w:pPr>
+        <w:tabs>
+          <w:tab w:val="num" w:pos="5040"/>
+        </w:tabs>
+        <w:ind w:left="5040" w:hanging="360"/>
+      </w:pPr>
+      <w:rPr>
+        <w:rFonts w:ascii="Wingdings" w:hAnsi="Wingdings" w:hint="default"/>
+        <w:sz w:val="20"/>
+      </w:rPr>
+    </w:lvl>
+    <w:lvl w:ilvl="7" w:tentative="1">
+      <w:start w:val="1"/>
+      <w:numFmt w:val="bullet"/>
+      <w:lvlText w:val=""/>
+      <w:lvlJc w:val="left"/>
+      <w:pPr>
+        <w:tabs>
+          <w:tab w:val="num" w:pos="5760"/>
+        </w:tabs>
+        <w:ind w:left="5760" w:hanging="360"/>
+      </w:pPr>
+      <w:rPr>
+        <w:rFonts w:ascii="Wingdings" w:hAnsi="Wingdings" w:hint="default"/>
+        <w:sz w:val="20"/>
+      </w:rPr>
+    </w:lvl>
+    <w:lvl w:ilvl="8" w:tentative="1">
+      <w:start w:val="1"/>
+      <w:numFmt w:val="bullet"/>
+      <w:lvlText w:val=""/>
+      <w:lvlJc w:val="left"/>
+      <w:pPr>
+        <w:tabs>
+          <w:tab w:val="num" w:pos="6480"/>
+        </w:tabs>
+        <w:ind w:left="6480" w:hanging="360"/>
+      </w:pPr>
+      <w:rPr>
+        <w:rFonts w:ascii="Wingdings" w:hAnsi="Wingdings" w:hint="default"/>
+        <w:sz w:val="20"/>
+      </w:rPr>
+    </w:lvl>
+  </w:abstractNum>
+  <w:abstractNum w:abstractNumId="12" w15:restartNumberingAfterBreak="0">
+    <w:nsid w:val="66B56AA3"/>
+    <w:multiLevelType w:val="multilevel"/>
+    <w:tmpl w:val="8A8E11CA"/>
+    <w:lvl w:ilvl="0">
+      <w:start w:val="1"/>
+      <w:numFmt w:val="decimal"/>
+      <w:lvlText w:val="%1."/>
+      <w:lvlJc w:val="left"/>
+      <w:pPr>
+        <w:tabs>
+          <w:tab w:val="num" w:pos="720"/>
+        </w:tabs>
+        <w:ind w:left="720" w:hanging="360"/>
+      </w:pPr>
+    </w:lvl>
+    <w:lvl w:ilvl="1">
+      <w:start w:val="1"/>
+      <w:numFmt w:val="bullet"/>
+      <w:lvlText w:val="o"/>
+      <w:lvlJc w:val="left"/>
+      <w:pPr>
+        <w:tabs>
+          <w:tab w:val="num" w:pos="1440"/>
+        </w:tabs>
+        <w:ind w:left="1440" w:hanging="360"/>
+      </w:pPr>
+      <w:rPr>
+        <w:rFonts w:ascii="Courier New" w:hAnsi="Courier New" w:hint="default"/>
+        <w:sz w:val="20"/>
+      </w:rPr>
+    </w:lvl>
+    <w:lvl w:ilvl="2" w:tentative="1">
+      <w:start w:val="1"/>
+      <w:numFmt w:val="decimal"/>
+      <w:lvlText w:val="%3."/>
+      <w:lvlJc w:val="left"/>
+      <w:pPr>
+        <w:tabs>
+          <w:tab w:val="num" w:pos="2160"/>
+        </w:tabs>
+        <w:ind w:left="2160" w:hanging="360"/>
+      </w:pPr>
+    </w:lvl>
+    <w:lvl w:ilvl="3" w:tentative="1">
+      <w:start w:val="1"/>
+      <w:numFmt w:val="decimal"/>
+      <w:lvlText w:val="%4."/>
+      <w:lvlJc w:val="left"/>
+      <w:pPr>
+        <w:tabs>
+          <w:tab w:val="num" w:pos="2880"/>
+        </w:tabs>
+        <w:ind w:left="2880" w:hanging="360"/>
+      </w:pPr>
+    </w:lvl>
+    <w:lvl w:ilvl="4" w:tentative="1">
+      <w:start w:val="1"/>
+      <w:numFmt w:val="decimal"/>
+      <w:lvlText w:val="%5."/>
+      <w:lvlJc w:val="left"/>
+      <w:pPr>
+        <w:tabs>
+          <w:tab w:val="num" w:pos="3600"/>
+        </w:tabs>
+        <w:ind w:left="3600" w:hanging="360"/>
+      </w:pPr>
+    </w:lvl>
+    <w:lvl w:ilvl="5" w:tentative="1">
+      <w:start w:val="1"/>
+      <w:numFmt w:val="decimal"/>
+      <w:lvlText w:val="%6."/>
+      <w:lvlJc w:val="left"/>
+      <w:pPr>
+        <w:tabs>
+          <w:tab w:val="num" w:pos="4320"/>
+        </w:tabs>
+        <w:ind w:left="4320" w:hanging="360"/>
+      </w:pPr>
+    </w:lvl>
+    <w:lvl w:ilvl="6" w:tentative="1">
+      <w:start w:val="1"/>
+      <w:numFmt w:val="decimal"/>
+      <w:lvlText w:val="%7."/>
+      <w:lvlJc w:val="left"/>
+      <w:pPr>
+        <w:tabs>
+          <w:tab w:val="num" w:pos="5040"/>
+        </w:tabs>
+        <w:ind w:left="5040" w:hanging="360"/>
+      </w:pPr>
+    </w:lvl>
+    <w:lvl w:ilvl="7" w:tentative="1">
+      <w:start w:val="1"/>
+      <w:numFmt w:val="decimal"/>
+      <w:lvlText w:val="%8."/>
+      <w:lvlJc w:val="left"/>
+      <w:pPr>
+        <w:tabs>
+          <w:tab w:val="num" w:pos="5760"/>
+        </w:tabs>
+        <w:ind w:left="5760" w:hanging="360"/>
+      </w:pPr>
+    </w:lvl>
+    <w:lvl w:ilvl="8" w:tentative="1">
+      <w:start w:val="1"/>
+      <w:numFmt w:val="decimal"/>
+      <w:lvlText w:val="%9."/>
+      <w:lvlJc w:val="left"/>
+      <w:pPr>
+        <w:tabs>
+          <w:tab w:val="num" w:pos="6480"/>
+        </w:tabs>
+        <w:ind w:left="6480" w:hanging="360"/>
+      </w:pPr>
     </w:lvl>
   </w:abstractNum>
   <w:num w:numId="1" w16cid:durableId="1360887725">
@@ -876,11 +1645,23 @@
   <w:num w:numId="9" w16cid:durableId="892816774">
     <w:abstractNumId w:val="0"/>
   </w:num>
+  <w:num w:numId="10" w16cid:durableId="1448046267">
+    <w:abstractNumId w:val="9"/>
+  </w:num>
+  <w:num w:numId="11" w16cid:durableId="850946934">
+    <w:abstractNumId w:val="10"/>
+  </w:num>
+  <w:num w:numId="12" w16cid:durableId="1004164520">
+    <w:abstractNumId w:val="11"/>
+  </w:num>
+  <w:num w:numId="13" w16cid:durableId="2014910227">
+    <w:abstractNumId w:val="12"/>
+  </w:num>
 </w:numbering>
 </file>
 
 <file path=word/styles.xml><?xml version="1.0" encoding="utf-8"?>
-<w:styles xmlns:mc="http://schemas.openxmlformats.org/markup-compatibility/2006" xmlns:r="http://schemas.openxmlformats.org/officeDocument/2006/relationships" xmlns:w="http://schemas.openxmlformats.org/wordprocessingml/2006/main" xmlns:w14="http://schemas.microsoft.com/office/word/2010/wordml" xmlns:w15="http://schemas.microsoft.com/office/word/2012/wordml" xmlns:w16cex="http://schemas.microsoft.com/office/word/2018/wordml/cex" xmlns:w16cid="http://schemas.microsoft.com/office/word/2016/wordml/cid" xmlns:w16="http://schemas.microsoft.com/office/word/2018/wordml" xmlns:w16du="http://schemas.microsoft.com/office/word/2023/wordml/word16du" xmlns:w16sdtdh="http://schemas.microsoft.com/office/word/2020/wordml/sdtdatahash" xmlns:w16se="http://schemas.microsoft.com/office/word/2015/wordml/symex" mc:Ignorable="w14 w15 w16se w16cid w16 w16cex w16sdtdh w16du">
+<w:styles xmlns:mc="http://schemas.openxmlformats.org/markup-compatibility/2006" xmlns:r="http://schemas.openxmlformats.org/officeDocument/2006/relationships" xmlns:w="http://schemas.openxmlformats.org/wordprocessingml/2006/main" xmlns:w14="http://schemas.microsoft.com/office/word/2010/wordml" xmlns:w15="http://schemas.microsoft.com/office/word/2012/wordml" xmlns:w16cex="http://schemas.microsoft.com/office/word/2018/wordml/cex" xmlns:w16cid="http://schemas.microsoft.com/office/word/2016/wordml/cid" xmlns:w16="http://schemas.microsoft.com/office/word/2018/wordml" xmlns:w16du="http://schemas.microsoft.com/office/word/2023/wordml/word16du" xmlns:w16sdtdh="http://schemas.microsoft.com/office/word/2020/wordml/sdtdatahash" xmlns:w16sdtfl="http://schemas.microsoft.com/office/word/2024/wordml/sdtformatlock" xmlns:w16se="http://schemas.microsoft.com/office/word/2015/wordml/symex" mc:Ignorable="w14 w15 w16se w16cid w16 w16cex w16sdtdh w16sdtfl w16du">
   <w:docDefaults>
     <w:rPrDefault>
       <w:rPr>
@@ -12259,6 +13040,22 @@
       </w:tcPr>
     </w:tblStylePr>
   </w:style>
+  <w:style w:type="paragraph" w:styleId="NormalWeb">
+    <w:name w:val="Normal (Web)"/>
+    <w:basedOn w:val="Normal"/>
+    <w:uiPriority w:val="99"/>
+    <w:semiHidden/>
+    <w:unhideWhenUsed/>
+    <w:rsid w:val="00140438"/>
+    <w:pPr>
+      <w:spacing w:before="100" w:beforeAutospacing="1" w:after="100" w:afterAutospacing="1" w:line="240" w:lineRule="auto"/>
+    </w:pPr>
+    <w:rPr>
+      <w:rFonts w:ascii="Times New Roman" w:eastAsia="Times New Roman" w:hAnsi="Times New Roman" w:cs="Times New Roman"/>
+      <w:sz w:val="24"/>
+      <w:szCs w:val="24"/>
+    </w:rPr>
+  </w:style>
 </w:styles>
 </file>
 
